--- a/hin/docx/05.content.docx
+++ b/hin/docx/05.content.docx
@@ -19,7 +19,7 @@
         <w:rPr>
           <w:lang w:val="hi_IN" w:bidi="hi_IN"/>
         </w:rPr>
-        <w:t>Resource: अध्ययन नोट्स - पुस्तक परिचय (टिंडेल)</w:t>
+        <w:t>Resource: Tyndale Open Study Notes</w:t>
       </w:r>
       <w:r>
         <w:rPr>
@@ -112,7 +112,7 @@
         <w:rPr>
           <w:lang w:val="hi_IN" w:bidi="hi_IN"/>
         </w:rPr>
-        <w:t>अध्ययन नोट्स - पुस्तक परिचय (टिंडेल)</w:t>
+        <w:t>Tyndale Open Study Notes</w:t>
       </w:r>
     </w:p>
     <w:p>

--- a/hin/docx/05.content.docx
+++ b/hin/docx/05.content.docx
@@ -19,7 +19,7 @@
         <w:rPr>
           <w:lang w:val="hi_IN" w:bidi="hi_IN"/>
         </w:rPr>
-        <w:t>Resource: Tyndale Open Study Notes</w:t>
+        <w:t>Resource: Aquifer Open Study Notes (Book Intros)</w:t>
       </w:r>
       <w:r>
         <w:rPr>
@@ -112,7 +112,7 @@
         <w:rPr>
           <w:lang w:val="hi_IN" w:bidi="hi_IN"/>
         </w:rPr>
-        <w:t>Tyndale Open Study Notes</w:t>
+        <w:t>Aquifer Open Study Notes (Book Intros)</w:t>
       </w:r>
     </w:p>
     <w:p>

--- a/hin/docx/05.content.docx
+++ b/hin/docx/05.content.docx
@@ -233,18 +233,12 @@
         </w:rPr>
         <w:t>परमेश्वर ने सबसे पहले सीनै में मूसा को इस्राएल की राष्ट्रीय "व्यवस्था" को प्रकट किया (</w:t>
       </w:r>
-      <w:hyperlink r:id="rId13">
-        <w:r>
-          <w:rPr>
-            <w:lang w:val="hi_IN" w:bidi="hi_IN"/>
-          </w:rPr>
-          <w:rPr>
-            <w:color w:val="0000EE"/>
-            <w:u w:val="single"/>
-          </w:rPr>
-          <w:t>निर्ग 20–23</w:t>
-        </w:r>
-      </w:hyperlink>
+      <w:r>
+        <w:rPr>
+          <w:lang w:val="hi_IN" w:bidi="hi_IN"/>
+        </w:rPr>
+        <w:t>निर्ग 20–23</w:t>
+      </w:r>
       <w:r>
         <w:rPr>
           <w:lang w:val="hi_IN" w:bidi="hi_IN"/>
@@ -290,18 +284,12 @@
         </w:rPr>
         <w:t>मूसा को पता था कि वह अपने लोगों को उनके गंतव्य तक ले जाने से पहले ही मर जाएंगे। इसलिए, अपनी मृत्यु से पहले, उन्हें लोगों को उस वाचा की शर्तों की याद दिलाने की आवश्यकता थी जो परमेश्वर ने उन्हें प्रकट की थी। ﻿ प्रारंभिक वाचा जो इस्राएल के लिए, कनान के मार्ग के दौरान उपयुक्त था वो अड़तीस वर्ष पहले सीनै में बांधा गया था (</w:t>
       </w:r>
-      <w:hyperlink r:id="rId14">
-        <w:r>
-          <w:rPr>
-            <w:lang w:val="hi_IN" w:bidi="hi_IN"/>
-          </w:rPr>
-          <w:rPr>
-            <w:color w:val="0000EE"/>
-            <w:u w:val="single"/>
-          </w:rPr>
-          <w:t>निर्ग 19–24</w:t>
-        </w:r>
-      </w:hyperlink>
+      <w:r>
+        <w:rPr>
+          <w:lang w:val="hi_IN" w:bidi="hi_IN"/>
+        </w:rPr>
+        <w:t>निर्ग 19–24</w:t>
+      </w:r>
       <w:r>
         <w:rPr>
           <w:lang w:val="hi_IN" w:bidi="hi_IN"/>
@@ -373,18 +361,12 @@
           <w:lang w:val="hi_IN" w:bidi="hi_IN"/>
         </w:rPr>
       </w:r>
-      <w:hyperlink r:id="rId15">
-        <w:r>
-          <w:rPr>
-            <w:lang w:val="hi_IN" w:bidi="hi_IN"/>
-          </w:rPr>
-          <w:rPr>
-            <w:color w:val="0000EE"/>
-            <w:u w:val="single"/>
-          </w:rPr>
-          <w:t>1:1–5</w:t>
-        </w:r>
-      </w:hyperlink>
+      <w:r>
+        <w:rPr>
+          <w:lang w:val="hi_IN" w:bidi="hi_IN"/>
+        </w:rPr>
+        <w:t>1:1–5</w:t>
+      </w:r>
       <w:r>
         <w:rPr>
           <w:lang w:val="hi_IN" w:bidi="hi_IN"/>
@@ -403,18 +385,12 @@
           <w:lang w:val="hi_IN" w:bidi="hi_IN"/>
         </w:rPr>
       </w:r>
-      <w:hyperlink r:id="rId16">
-        <w:r>
-          <w:rPr>
-            <w:lang w:val="hi_IN" w:bidi="hi_IN"/>
-          </w:rPr>
-          <w:rPr>
-            <w:color w:val="0000EE"/>
-            <w:u w:val="single"/>
-          </w:rPr>
-          <w:t>1:6–4:49</w:t>
-        </w:r>
-      </w:hyperlink>
+      <w:r>
+        <w:rPr>
+          <w:lang w:val="hi_IN" w:bidi="hi_IN"/>
+        </w:rPr>
+        <w:t>1:6–4:49</w:t>
+      </w:r>
       <w:r>
         <w:rPr>
           <w:lang w:val="hi_IN" w:bidi="hi_IN"/>
@@ -433,18 +409,12 @@
           <w:lang w:val="hi_IN" w:bidi="hi_IN"/>
         </w:rPr>
       </w:r>
-      <w:hyperlink r:id="rId17">
-        <w:r>
-          <w:rPr>
-            <w:lang w:val="hi_IN" w:bidi="hi_IN"/>
-          </w:rPr>
-          <w:rPr>
-            <w:color w:val="0000EE"/>
-            <w:u w:val="single"/>
-          </w:rPr>
-          <w:t>5:1–26:15</w:t>
-        </w:r>
-      </w:hyperlink>
+      <w:r>
+        <w:rPr>
+          <w:lang w:val="hi_IN" w:bidi="hi_IN"/>
+        </w:rPr>
+        <w:t>5:1–26:15</w:t>
+      </w:r>
       <w:r>
         <w:rPr>
           <w:lang w:val="hi_IN" w:bidi="hi_IN"/>
@@ -463,18 +433,12 @@
           <w:lang w:val="hi_IN" w:bidi="hi_IN"/>
         </w:rPr>
       </w:r>
-      <w:hyperlink r:id="rId18">
-        <w:r>
-          <w:rPr>
-            <w:lang w:val="hi_IN" w:bidi="hi_IN"/>
-          </w:rPr>
-          <w:rPr>
-            <w:color w:val="0000EE"/>
-            <w:u w:val="single"/>
-          </w:rPr>
-          <w:t>26:16–29:1</w:t>
-        </w:r>
-      </w:hyperlink>
+      <w:r>
+        <w:rPr>
+          <w:lang w:val="hi_IN" w:bidi="hi_IN"/>
+        </w:rPr>
+        <w:t>26:16–29:1</w:t>
+      </w:r>
       <w:r>
         <w:rPr>
           <w:lang w:val="hi_IN" w:bidi="hi_IN"/>
@@ -493,18 +457,12 @@
           <w:lang w:val="hi_IN" w:bidi="hi_IN"/>
         </w:rPr>
       </w:r>
-      <w:hyperlink r:id="rId19">
-        <w:r>
-          <w:rPr>
-            <w:lang w:val="hi_IN" w:bidi="hi_IN"/>
-          </w:rPr>
-          <w:rPr>
-            <w:color w:val="0000EE"/>
-            <w:u w:val="single"/>
-          </w:rPr>
-          <w:t>29:2–30:20</w:t>
-        </w:r>
-      </w:hyperlink>
+      <w:r>
+        <w:rPr>
+          <w:lang w:val="hi_IN" w:bidi="hi_IN"/>
+        </w:rPr>
+        <w:t>29:2–30:20</w:t>
+      </w:r>
       <w:r>
         <w:rPr>
           <w:lang w:val="hi_IN" w:bidi="hi_IN"/>
@@ -523,18 +481,12 @@
           <w:lang w:val="hi_IN" w:bidi="hi_IN"/>
         </w:rPr>
       </w:r>
-      <w:hyperlink r:id="rId20">
-        <w:r>
-          <w:rPr>
-            <w:lang w:val="hi_IN" w:bidi="hi_IN"/>
-          </w:rPr>
-          <w:rPr>
-            <w:color w:val="0000EE"/>
-            <w:u w:val="single"/>
-          </w:rPr>
-          <w:t>31:1–29</w:t>
-        </w:r>
-      </w:hyperlink>
+      <w:r>
+        <w:rPr>
+          <w:lang w:val="hi_IN" w:bidi="hi_IN"/>
+        </w:rPr>
+        <w:t>31:1–29</w:t>
+      </w:r>
       <w:r>
         <w:rPr>
           <w:lang w:val="hi_IN" w:bidi="hi_IN"/>
@@ -553,18 +505,12 @@
           <w:lang w:val="hi_IN" w:bidi="hi_IN"/>
         </w:rPr>
       </w:r>
-      <w:hyperlink r:id="rId21">
-        <w:r>
-          <w:rPr>
-            <w:lang w:val="hi_IN" w:bidi="hi_IN"/>
-          </w:rPr>
-          <w:rPr>
-            <w:color w:val="0000EE"/>
-            <w:u w:val="single"/>
-          </w:rPr>
-          <w:t>31:30–32:43</w:t>
-        </w:r>
-      </w:hyperlink>
+      <w:r>
+        <w:rPr>
+          <w:lang w:val="hi_IN" w:bidi="hi_IN"/>
+        </w:rPr>
+        <w:t>31:30–32:43</w:t>
+      </w:r>
       <w:r>
         <w:rPr>
           <w:lang w:val="hi_IN" w:bidi="hi_IN"/>
@@ -610,180 +556,120 @@
         </w:rPr>
         <w:t>लंबे समय से चली आ रही यहूदी और मसीही मान्यताओं के अनुसार मूसा ने व्यवस्थाविवरण को लिखा था। पुराना नियम और नया नियम दोनों ही मूसा की इस पुस्तक की लेखकत्व को स्वीकार करते हैं (</w:t>
       </w:r>
-      <w:hyperlink r:id="rId22">
-        <w:r>
-          <w:rPr>
-            <w:lang w:val="hi_IN" w:bidi="hi_IN"/>
-          </w:rPr>
-          <w:rPr>
-            <w:color w:val="0000EE"/>
-            <w:u w:val="single"/>
-          </w:rPr>
-          <w:t>1 रा 2:3</w:t>
-        </w:r>
-      </w:hyperlink>
+      <w:r>
+        <w:rPr>
+          <w:lang w:val="hi_IN" w:bidi="hi_IN"/>
+        </w:rPr>
+        <w:t>1 रा 2:3</w:t>
+      </w:r>
       <w:r>
         <w:rPr>
           <w:lang w:val="hi_IN" w:bidi="hi_IN"/>
         </w:rPr>
         <w:t xml:space="preserve">; </w:t>
       </w:r>
-      <w:hyperlink r:id="rId23">
-        <w:r>
-          <w:rPr>
-            <w:lang w:val="hi_IN" w:bidi="hi_IN"/>
-          </w:rPr>
-          <w:rPr>
-            <w:color w:val="0000EE"/>
-            <w:u w:val="single"/>
-          </w:rPr>
-          <w:t>2 रा 14:6</w:t>
-        </w:r>
-      </w:hyperlink>
+      <w:r>
+        <w:rPr>
+          <w:lang w:val="hi_IN" w:bidi="hi_IN"/>
+        </w:rPr>
+        <w:t>2 रा 14:6</w:t>
+      </w:r>
       <w:r>
         <w:rPr>
           <w:lang w:val="hi_IN" w:bidi="hi_IN"/>
         </w:rPr>
         <w:t xml:space="preserve">; </w:t>
       </w:r>
-      <w:hyperlink r:id="rId24">
-        <w:r>
-          <w:rPr>
-            <w:lang w:val="hi_IN" w:bidi="hi_IN"/>
-          </w:rPr>
-          <w:rPr>
-            <w:color w:val="0000EE"/>
-            <w:u w:val="single"/>
-          </w:rPr>
-          <w:t>2 इति 25:4</w:t>
-        </w:r>
-      </w:hyperlink>
+      <w:r>
+        <w:rPr>
+          <w:lang w:val="hi_IN" w:bidi="hi_IN"/>
+        </w:rPr>
+        <w:t>2 इति 25:4</w:t>
+      </w:r>
       <w:r>
         <w:rPr>
           <w:lang w:val="hi_IN" w:bidi="hi_IN"/>
         </w:rPr>
         <w:t xml:space="preserve">; </w:t>
       </w:r>
-      <w:hyperlink r:id="rId25">
-        <w:r>
-          <w:rPr>
-            <w:lang w:val="hi_IN" w:bidi="hi_IN"/>
-          </w:rPr>
-          <w:rPr>
-            <w:color w:val="0000EE"/>
-            <w:u w:val="single"/>
-          </w:rPr>
-          <w:t>एज्रा 3:2</w:t>
-        </w:r>
-      </w:hyperlink>
+      <w:r>
+        <w:rPr>
+          <w:lang w:val="hi_IN" w:bidi="hi_IN"/>
+        </w:rPr>
+        <w:t>एज्रा 3:2</w:t>
+      </w:r>
       <w:r>
         <w:rPr>
           <w:lang w:val="hi_IN" w:bidi="hi_IN"/>
         </w:rPr>
         <w:t xml:space="preserve">; </w:t>
       </w:r>
-      <w:hyperlink r:id="rId26">
-        <w:r>
-          <w:rPr>
-            <w:lang w:val="hi_IN" w:bidi="hi_IN"/>
-          </w:rPr>
-          <w:rPr>
-            <w:color w:val="0000EE"/>
-            <w:u w:val="single"/>
-          </w:rPr>
-          <w:t>मत्ती 19:7</w:t>
-        </w:r>
-      </w:hyperlink>
+      <w:r>
+        <w:rPr>
+          <w:lang w:val="hi_IN" w:bidi="hi_IN"/>
+        </w:rPr>
+        <w:t>मत्ती 19:7</w:t>
+      </w:r>
       <w:r>
         <w:rPr>
           <w:lang w:val="hi_IN" w:bidi="hi_IN"/>
         </w:rPr>
         <w:t xml:space="preserve">; </w:t>
       </w:r>
-      <w:hyperlink r:id="rId27">
-        <w:r>
-          <w:rPr>
-            <w:lang w:val="hi_IN" w:bidi="hi_IN"/>
-          </w:rPr>
-          <w:rPr>
-            <w:color w:val="0000EE"/>
-            <w:u w:val="single"/>
-          </w:rPr>
-          <w:t>मर 12:19</w:t>
-        </w:r>
-      </w:hyperlink>
+      <w:r>
+        <w:rPr>
+          <w:lang w:val="hi_IN" w:bidi="hi_IN"/>
+        </w:rPr>
+        <w:t>मर 12:19</w:t>
+      </w:r>
       <w:r>
         <w:rPr>
           <w:lang w:val="hi_IN" w:bidi="hi_IN"/>
         </w:rPr>
         <w:t xml:space="preserve">; </w:t>
       </w:r>
-      <w:hyperlink r:id="rId28">
-        <w:r>
-          <w:rPr>
-            <w:lang w:val="hi_IN" w:bidi="hi_IN"/>
-          </w:rPr>
-          <w:rPr>
-            <w:color w:val="0000EE"/>
-            <w:u w:val="single"/>
-          </w:rPr>
-          <w:t>लूका 20:28</w:t>
-        </w:r>
-      </w:hyperlink>
+      <w:r>
+        <w:rPr>
+          <w:lang w:val="hi_IN" w:bidi="hi_IN"/>
+        </w:rPr>
+        <w:t>लूका 20:28</w:t>
+      </w:r>
       <w:r>
         <w:rPr>
           <w:lang w:val="hi_IN" w:bidi="hi_IN"/>
         </w:rPr>
         <w:t xml:space="preserve">; </w:t>
       </w:r>
-      <w:hyperlink r:id="rId29">
-        <w:r>
-          <w:rPr>
-            <w:lang w:val="hi_IN" w:bidi="hi_IN"/>
-          </w:rPr>
-          <w:rPr>
-            <w:color w:val="0000EE"/>
-            <w:u w:val="single"/>
-          </w:rPr>
-          <w:t>प्रेरि 10:2–23</w:t>
-        </w:r>
-      </w:hyperlink>
+      <w:r>
+        <w:rPr>
+          <w:lang w:val="hi_IN" w:bidi="hi_IN"/>
+        </w:rPr>
+        <w:t>प्रेरि 10:2–23</w:t>
+      </w:r>
       <w:r>
         <w:rPr>
           <w:lang w:val="hi_IN" w:bidi="hi_IN"/>
         </w:rPr>
         <w:t xml:space="preserve">; </w:t>
       </w:r>
-      <w:hyperlink r:id="rId30">
-        <w:r>
-          <w:rPr>
-            <w:lang w:val="hi_IN" w:bidi="hi_IN"/>
-          </w:rPr>
-          <w:rPr>
-            <w:color w:val="0000EE"/>
-            <w:u w:val="single"/>
-          </w:rPr>
-          <w:t>रोम 10:19</w:t>
-        </w:r>
-      </w:hyperlink>
+      <w:r>
+        <w:rPr>
+          <w:lang w:val="hi_IN" w:bidi="hi_IN"/>
+        </w:rPr>
+        <w:t>रोम 10:19</w:t>
+      </w:r>
       <w:r>
         <w:rPr>
           <w:lang w:val="hi_IN" w:bidi="hi_IN"/>
         </w:rPr>
         <w:t xml:space="preserve">; </w:t>
       </w:r>
-      <w:hyperlink r:id="rId31">
-        <w:r>
-          <w:rPr>
-            <w:lang w:val="hi_IN" w:bidi="hi_IN"/>
-          </w:rPr>
-          <w:rPr>
-            <w:color w:val="0000EE"/>
-            <w:u w:val="single"/>
-          </w:rPr>
-          <w:t>1 कुरि 9:9</w:t>
-        </w:r>
-      </w:hyperlink>
+      <w:r>
+        <w:rPr>
+          <w:lang w:val="hi_IN" w:bidi="hi_IN"/>
+        </w:rPr>
+        <w:t>1 कुरि 9:9</w:t>
+      </w:r>
       <w:r>
         <w:rPr>
           <w:lang w:val="hi_IN" w:bidi="hi_IN"/>
@@ -804,18 +690,12 @@
         </w:rPr>
         <w:t xml:space="preserve">हालांकि, पिछले दो सौ वर्षों के दौरान, आलोचनात्मक विद्वानों ने इस बात से इनकार किया है कि मूसा ने व्यवस्थाविवरण को लिखा था। कुछ विद्वान व्यवस्थाविवरण की पहचान राजा योशिय्याह के समय (लगभग 621 ई. पू.; </w:t>
       </w:r>
-      <w:hyperlink r:id="rId32">
-        <w:r>
-          <w:rPr>
-            <w:lang w:val="hi_IN" w:bidi="hi_IN"/>
-          </w:rPr>
-          <w:rPr>
-            <w:color w:val="0000EE"/>
-            <w:u w:val="single"/>
-          </w:rPr>
-          <w:t>2 रा 22:8–20</w:t>
-        </w:r>
-      </w:hyperlink>
+      <w:r>
+        <w:rPr>
+          <w:lang w:val="hi_IN" w:bidi="hi_IN"/>
+        </w:rPr>
+        <w:t>2 रा 22:8–20</w:t>
+      </w:r>
       <w:r>
         <w:rPr>
           <w:lang w:val="hi_IN" w:bidi="hi_IN"/>
@@ -850,18 +730,12 @@
         </w:rPr>
         <w:t xml:space="preserve">संक्षेप में, यह पारंपरिक दृष्टिकोण कि मूसा ने पुस्तक का अधिकांश भाग लिखा है, एक उचित निष्कर्ष है। कुछ संपादकीय वृद्धियों को बाद में शामिल किया गया (जैसे, मूसा की मृत्यु का विवरण; </w:t>
       </w:r>
-      <w:hyperlink r:id="rId33">
-        <w:r>
-          <w:rPr>
-            <w:lang w:val="hi_IN" w:bidi="hi_IN"/>
-          </w:rPr>
-          <w:rPr>
-            <w:color w:val="0000EE"/>
-            <w:u w:val="single"/>
-          </w:rPr>
-          <w:t>34:5–12</w:t>
-        </w:r>
-      </w:hyperlink>
+      <w:r>
+        <w:rPr>
+          <w:lang w:val="hi_IN" w:bidi="hi_IN"/>
+        </w:rPr>
+        <w:t>34:5–12</w:t>
+      </w:r>
       <w:r>
         <w:rPr>
           <w:lang w:val="hi_IN" w:bidi="hi_IN"/>
@@ -933,18 +807,12 @@
         </w:rPr>
         <w:t>मूसा का अधिपति-सामंत संधि प्रारूप का उपयोग करना यह स्पष्ट करता है कि व्यवस्थाविवरण एक वाचा का लेख है। परमेश्वर ने इस्राएल को अपने विशेष लोग होने के लिए चुना। वाचा ने उन्हें विशेष लोग नहीं बनाया, क्योंकि निर्गमन के पहले ही वे परमेश्वर के लोगों के रूप में पहचाने जा चुके थे (</w:t>
       </w:r>
-      <w:hyperlink r:id="rId34">
-        <w:r>
-          <w:rPr>
-            <w:lang w:val="hi_IN" w:bidi="hi_IN"/>
-          </w:rPr>
-          <w:rPr>
-            <w:color w:val="0000EE"/>
-            <w:u w:val="single"/>
-          </w:rPr>
-          <w:t>निर्ग 4:22–23</w:t>
-        </w:r>
-      </w:hyperlink>
+      <w:r>
+        <w:rPr>
+          <w:lang w:val="hi_IN" w:bidi="hi_IN"/>
+        </w:rPr>
+        <w:t>निर्ग 4:22–23</w:t>
+      </w:r>
       <w:r>
         <w:rPr>
           <w:lang w:val="hi_IN" w:bidi="hi_IN"/>
@@ -990,90 +858,60 @@
         </w:rPr>
         <w:t>इस्राएल को परमेश्वर की वाचा को स्वीकार करने या अस्वीकार करने की स्वतंत्रता थी (</w:t>
       </w:r>
-      <w:hyperlink r:id="rId35">
-        <w:r>
-          <w:rPr>
-            <w:lang w:val="hi_IN" w:bidi="hi_IN"/>
-          </w:rPr>
-          <w:rPr>
-            <w:color w:val="0000EE"/>
-            <w:u w:val="single"/>
-          </w:rPr>
-          <w:t>निर्ग 19:7–8</w:t>
-        </w:r>
-      </w:hyperlink>
+      <w:r>
+        <w:rPr>
+          <w:lang w:val="hi_IN" w:bidi="hi_IN"/>
+        </w:rPr>
+        <w:t>निर्ग 19:7–8</w:t>
+      </w:r>
       <w:r>
         <w:rPr>
           <w:lang w:val="hi_IN" w:bidi="hi_IN"/>
         </w:rPr>
         <w:t>)। एक बार जब उन्होंने इसे स्वीकार कर लिया, तो वाचा में उल्लिखित आशीषों और श्रापों का वितरण इस बात पर निर्भर करता था कि उन्होंने आज्ञा का पालन किया या अवज्ञा की (</w:t>
       </w:r>
-      <w:hyperlink r:id="rId36">
-        <w:r>
-          <w:rPr>
-            <w:lang w:val="hi_IN" w:bidi="hi_IN"/>
-          </w:rPr>
-          <w:rPr>
-            <w:color w:val="0000EE"/>
-            <w:u w:val="single"/>
-          </w:rPr>
-          <w:t>28:1–6</w:t>
-        </w:r>
-      </w:hyperlink>
+      <w:r>
+        <w:rPr>
+          <w:lang w:val="hi_IN" w:bidi="hi_IN"/>
+        </w:rPr>
+        <w:t>28:1–6</w:t>
+      </w:r>
       <w:r>
         <w:rPr>
           <w:lang w:val="hi_IN" w:bidi="hi_IN"/>
         </w:rPr>
         <w:t xml:space="preserve">, </w:t>
       </w:r>
-      <w:hyperlink r:id="rId37">
-        <w:r>
-          <w:rPr>
-            <w:lang w:val="hi_IN" w:bidi="hi_IN"/>
-          </w:rPr>
-          <w:rPr>
-            <w:color w:val="0000EE"/>
-            <w:u w:val="single"/>
-          </w:rPr>
-          <w:t>15–19</w:t>
-        </w:r>
-      </w:hyperlink>
+      <w:r>
+        <w:rPr>
+          <w:lang w:val="hi_IN" w:bidi="hi_IN"/>
+        </w:rPr>
+        <w:t>15–19</w:t>
+      </w:r>
       <w:r>
         <w:rPr>
           <w:lang w:val="hi_IN" w:bidi="hi_IN"/>
         </w:rPr>
         <w:t>)। यद्यपि अवज्ञा से भी उभरा जा सकता था यदि राष्ट्र मन फिराए, वापस लौटे, और वाचा की संगति में पुनः स्थापित हो जाए (</w:t>
       </w:r>
-      <w:hyperlink r:id="rId38">
-        <w:r>
-          <w:rPr>
-            <w:lang w:val="hi_IN" w:bidi="hi_IN"/>
-          </w:rPr>
-          <w:rPr>
-            <w:color w:val="0000EE"/>
-            <w:u w:val="single"/>
-          </w:rPr>
-          <w:t>30:1–10</w:t>
-        </w:r>
-      </w:hyperlink>
+      <w:r>
+        <w:rPr>
+          <w:lang w:val="hi_IN" w:bidi="hi_IN"/>
+        </w:rPr>
+        <w:t>30:1–10</w:t>
+      </w:r>
       <w:r>
         <w:rPr>
           <w:lang w:val="hi_IN" w:bidi="hi_IN"/>
         </w:rPr>
         <w:t xml:space="preserve">; </w:t>
       </w:r>
-      <w:hyperlink r:id="rId39">
-        <w:r>
-          <w:rPr>
-            <w:lang w:val="hi_IN" w:bidi="hi_IN"/>
-          </w:rPr>
-          <w:rPr>
-            <w:color w:val="0000EE"/>
-            <w:u w:val="single"/>
-          </w:rPr>
-          <w:t>लैव्य 26:40–45</w:t>
-        </w:r>
-      </w:hyperlink>
+      <w:r>
+        <w:rPr>
+          <w:lang w:val="hi_IN" w:bidi="hi_IN"/>
+        </w:rPr>
+        <w:t>लैव्य 26:40–45</w:t>
+      </w:r>
       <w:r>
         <w:rPr>
           <w:lang w:val="hi_IN" w:bidi="hi_IN"/>
@@ -1094,36 +932,24 @@
         </w:rPr>
         <w:t>इस वाचा ने इस्राएल को परमेश्वर के चुने हुए लोग नहीं बनाया; परमेश्वर का अब्राहम को एक राष्ट्र को संतान के रूप में देने की प्रतिज्ञा पहले ही उन्हें यह बना चुकी थी (</w:t>
       </w:r>
-      <w:hyperlink r:id="rId40">
-        <w:r>
-          <w:rPr>
-            <w:lang w:val="hi_IN" w:bidi="hi_IN"/>
-          </w:rPr>
-          <w:rPr>
-            <w:color w:val="0000EE"/>
-            <w:u w:val="single"/>
-          </w:rPr>
-          <w:t>उत 17:1–8</w:t>
-        </w:r>
-      </w:hyperlink>
+      <w:r>
+        <w:rPr>
+          <w:lang w:val="hi_IN" w:bidi="hi_IN"/>
+        </w:rPr>
+        <w:t>उत 17:1–8</w:t>
+      </w:r>
       <w:r>
         <w:rPr>
           <w:lang w:val="hi_IN" w:bidi="hi_IN"/>
         </w:rPr>
         <w:t>)। सीनै में बांधी गई वाचा ने इस्राएल को याजकों के राज्य के रूप में प्रभु की सेवा का विशेषाधिकार प्रदान किया (</w:t>
       </w:r>
-      <w:hyperlink r:id="rId41">
-        <w:r>
-          <w:rPr>
-            <w:lang w:val="hi_IN" w:bidi="hi_IN"/>
-          </w:rPr>
-          <w:rPr>
-            <w:color w:val="0000EE"/>
-            <w:u w:val="single"/>
-          </w:rPr>
-          <w:t>निर्ग 19:4–6</w:t>
-        </w:r>
-      </w:hyperlink>
+      <w:r>
+        <w:rPr>
+          <w:lang w:val="hi_IN" w:bidi="hi_IN"/>
+        </w:rPr>
+        <w:t>निर्ग 19:4–6</w:t>
+      </w:r>
       <w:r>
         <w:rPr>
           <w:lang w:val="hi_IN" w:bidi="hi_IN"/>
